--- a/MASTERPLAN/NOTES.docx
+++ b/MASTERPLAN/NOTES.docx
@@ -9030,6 +9030,174 @@
     <w:p>
       <w:r>
         <w:t>- After unmount, nfsd on /proc/fs/nfsd is normal server pseudo-filesystem state, not a stale client mount.</w:t>
+      </w:r>
+    </w:p>
+    <w:p/>
+    <w:p>
+      <w:pPr>
+        <w:pStyle w:val="Heading1"/>
+      </w:pPr>
+      <w:r>
+        <w:rPr>
+          <w:rFonts w:ascii="Arial" w:hAnsi="Arial"/>
+        </w:rPr>
+        <w:t>Phase 12.4 systemd Service Notes - 2026-07-07 UTC</w:t>
+      </w:r>
+    </w:p>
+    <w:p>
+      <w:r>
+        <w:rPr>
+          <w:rFonts w:ascii="Arial" w:hAnsi="Arial"/>
+          <w:sz w:val="20"/>
+        </w:rPr>
+        <w:t>LINUX01 now has a custom systemd service named linux01-systemd-heartbeat.service.</w:t>
+      </w:r>
+    </w:p>
+    <w:p>
+      <w:r>
+        <w:rPr>
+          <w:rFonts w:ascii="Arial" w:hAnsi="Arial"/>
+          <w:sz w:val="20"/>
+        </w:rPr>
+        <w:t>The service runs as homelabsvc, a system account with no login shell.</w:t>
+      </w:r>
+    </w:p>
+    <w:p>
+      <w:r>
+        <w:rPr>
+          <w:rFonts w:ascii="Arial" w:hAnsi="Arial"/>
+          <w:sz w:val="20"/>
+        </w:rPr>
+        <w:t>The service writes heartbeat output to journald and to /var/log/homelab/systemd/linux01-systemd-heartbeat.log.</w:t>
+      </w:r>
+    </w:p>
+    <w:p>
+      <w:r>
+        <w:rPr>
+          <w:rFonts w:ascii="Arial" w:hAnsi="Arial"/>
+          <w:sz w:val="20"/>
+        </w:rPr>
+        <w:t>The unit uses NoNewPrivileges=true, PrivateTmp=true, ProtectSystem=full, ProtectHome=true, and ReadWritePaths=/var/log/homelab/systemd.</w:t>
+      </w:r>
+    </w:p>
+    <w:p>
+      <w:r>
+        <w:rPr>
+          <w:rFonts w:ascii="Arial" w:hAnsi="Arial"/>
+          <w:sz w:val="20"/>
+        </w:rPr>
+        <w:t>Important concept: active means the service is running now. Enabled means systemd will start it at boot.</w:t>
+      </w:r>
+    </w:p>
+    <w:p>
+      <w:r>
+        <w:rPr>
+          <w:rFonts w:ascii="Arial" w:hAnsi="Arial"/>
+          <w:sz w:val="20"/>
+        </w:rPr>
+        <w:t>Reboot validation confirmed the service starts automatically after LINUX01 restarts.</w:t>
+      </w:r>
+    </w:p>
+    <w:p/>
+    <w:p>
+      <w:r>
+        <w:t>CHG-2026-07-07 - Phase 12.5 SSH Key Expansion Complete</w:t>
+      </w:r>
+    </w:p>
+    <w:p>
+      <w:r>
+        <w:t>Phase 12.5 completed SSH key expansion to INFRA01 without starting full INFRA01 production readiness.</w:t>
+      </w:r>
+    </w:p>
+    <w:p>
+      <w:r>
+        <w:t>INFRA01 staging IP 192.168.1.133 was reachable from Windows source 192.168.1.182 on TCP 22.</w:t>
+      </w:r>
+    </w:p>
+    <w:p>
+      <w:r>
+        <w:t>Public key authentication was installed using the existing Windows id_ed25519.pub key.</w:t>
+      </w:r>
+    </w:p>
+    <w:p>
+      <w:r>
+        <w:t>The Windows SSH client alias infra01 resolves to HostName 192.168.1.133, User michael, and IdentityFile C:\Users\ignov\.ssh\id_ed25519.</w:t>
+      </w:r>
+    </w:p>
+    <w:p>
+      <w:r>
+        <w:t>Validated ssh -o BatchMode=yes infra01 "hostname; whoami" returned infra01 and michael.</w:t>
+      </w:r>
+    </w:p>
+    <w:p>
+      <w:r>
+        <w:t>Validated SCP transfer to /home/michael/infra01-ssh-key-test.txt and remote cleanup.</w:t>
+      </w:r>
+    </w:p>
+    <w:p>
+      <w:r>
+        <w:t>Portfolio sync was validated with -Targets infra01 -NoRsync. Remote destination was create/update only; no delete mirroring was performed.</w:t>
+      </w:r>
+    </w:p>
+    <w:p>
+      <w:r>
+        <w:t>Important troubleshooting note: the first -IncludeInfra01 sync path updated LINUX01 but appeared to hang before the INFRA01 copy. Direct INFRA01 alias sync succeeded.</w:t>
+      </w:r>
+    </w:p>
+    <w:p/>
+    <w:p>
+      <w:r>
+        <w:t>CHG-2026-07-07 - Phase 12.6 Linux Backup And Restore Validation Complete</w:t>
+      </w:r>
+    </w:p>
+    <w:p>
+      <w:r>
+        <w:t>Phase 12.6 completed the first Linux backup and restore test on LINUX01.</w:t>
+      </w:r>
+    </w:p>
+    <w:p>
+      <w:r>
+        <w:t>Backup file retained at /var/backups/homelab/phase12-6/linux01-config-service-20260707-215146.tar.gz.</w:t>
+      </w:r>
+    </w:p>
+    <w:p>
+      <w:r>
+        <w:t>Included paths: /etc, /srv, /opt/homelab, and /var/log/homelab.</w:t>
+      </w:r>
+    </w:p>
+    <w:p>
+      <w:r>
+        <w:t>The archive was created with tar using xattrs, ACLs, compression, ownership preservation, and root-readable system paths.</w:t>
+      </w:r>
+    </w:p>
+    <w:p>
+      <w:r>
+        <w:t>A SHA256 checksum and tar manifest were generated beside the archive.</w:t>
+      </w:r>
+    </w:p>
+    <w:p>
+      <w:r>
+        <w:t>The restore test extracted selected known-important files and directories into /tmp/phase12-6-restore-test.</w:t>
+      </w:r>
+    </w:p>
+    <w:p>
+      <w:r>
+        <w:t>Restore checks confirmed smb.conf, /etc/exports, linux01-health-report cron file, linux01-systemd-heartbeat.service, and homelab service files/logs were present.</w:t>
+      </w:r>
+    </w:p>
+    <w:p>
+      <w:r>
+        <w:t>Checksum validation returned OK after restore testing.</w:t>
+      </w:r>
+    </w:p>
+    <w:p>
+      <w:r>
+        <w:t>Temporary restore content was removed after validation.</w:t>
+      </w:r>
+    </w:p>
+    <w:p>
+      <w:r>
+        <w:t>Operational note: the backup lives on the same VM, so it proves process and restore skill but does not yet satisfy off-host DR requirements.</w:t>
       </w:r>
     </w:p>
     <w:sectPr>
